--- a/lessons/6-12-group1/homework.docx
+++ b/lessons/6-12-group1/homework.docx
@@ -115,7 +115,7 @@
           <wp:inline distT="0" distB="0" distL="0" distR="0">
             <wp:extent cx="1047750" cy="790575"/>
             <wp:effectExtent t="0" r="0" b="0" l="0"/>
-            <wp:docPr id="1" name="" descr="" title=""/>
+            <wp:docPr id="1" name="Least Common Multiple" descr="Picture illustrating the vocabulary word &quot;Least Common Multiple&quot;" title="Least Common Multiple"/>
             <wp:cNvGraphicFramePr>
               <a:graphicFrameLocks xmlns:a="http://schemas.openxmlformats.org/drawingml/2006/main" noChangeAspect="1"/>
             </wp:cNvGraphicFramePr>
@@ -178,7 +178,7 @@
           <wp:inline distT="0" distB="0" distL="0" distR="0">
             <wp:extent cx="1047750" cy="790575"/>
             <wp:effectExtent t="0" r="0" b="0" l="0"/>
-            <wp:docPr id="1" name="" descr="" title=""/>
+            <wp:docPr id="1" name="Multiple" descr="Picture illustrating the vocabulary word &quot;Multiple&quot;" title="Multiple"/>
             <wp:cNvGraphicFramePr>
               <a:graphicFrameLocks xmlns:a="http://schemas.openxmlformats.org/drawingml/2006/main" noChangeAspect="1"/>
             </wp:cNvGraphicFramePr>
@@ -241,7 +241,7 @@
           <wp:inline distT="0" distB="0" distL="0" distR="0">
             <wp:extent cx="1047750" cy="790575"/>
             <wp:effectExtent t="0" r="0" b="0" l="0"/>
-            <wp:docPr id="1" name="" descr="" title=""/>
+            <wp:docPr id="1" name="Common multiple" descr="Picture illustrating the vocabulary word &quot;Common multiple&quot;" title="Common multiple"/>
             <wp:cNvGraphicFramePr>
               <a:graphicFrameLocks xmlns:a="http://schemas.openxmlformats.org/drawingml/2006/main" noChangeAspect="1"/>
             </wp:cNvGraphicFramePr>
@@ -304,7 +304,7 @@
           <wp:inline distT="0" distB="0" distL="0" distR="0">
             <wp:extent cx="1047750" cy="790575"/>
             <wp:effectExtent t="0" r="0" b="0" l="0"/>
-            <wp:docPr id="1" name="" descr="" title=""/>
+            <wp:docPr id="1" name="Skip counting" descr="Picture illustrating the vocabulary word &quot;Skip counting&quot;" title="Skip counting"/>
             <wp:cNvGraphicFramePr>
               <a:graphicFrameLocks xmlns:a="http://schemas.openxmlformats.org/drawingml/2006/main" noChangeAspect="1"/>
             </wp:cNvGraphicFramePr>
@@ -367,7 +367,7 @@
           <wp:inline distT="0" distB="0" distL="0" distR="0">
             <wp:extent cx="1047750" cy="790575"/>
             <wp:effectExtent t="0" r="0" b="0" l="0"/>
-            <wp:docPr id="1" name="" descr="" title=""/>
+            <wp:docPr id="1" name="Prime factorization" descr="Picture illustrating the vocabulary word &quot;Prime factorization&quot;" title="Prime factorization"/>
             <wp:cNvGraphicFramePr>
               <a:graphicFrameLocks xmlns:a="http://schemas.openxmlformats.org/drawingml/2006/main" noChangeAspect="1"/>
             </wp:cNvGraphicFramePr>
@@ -461,23 +461,23 @@
         <w:spacing w:after="40" w:before="0"/>
       </w:pPr>
       <w:r>
-        <w:t xml:space="preserve">     A. 15</w:t>
-      </w:r>
-    </w:p>
-    <w:p>
-      <w:pPr>
-        <w:spacing w:after="40" w:before="0"/>
-      </w:pPr>
-      <w:r>
-        <w:t xml:space="preserve">     B. 3</w:t>
-      </w:r>
-    </w:p>
-    <w:p>
-      <w:pPr>
-        <w:spacing w:after="40" w:before="0"/>
-      </w:pPr>
-      <w:r>
-        <w:t xml:space="preserve">     C. 5</w:t>
+        <w:t xml:space="preserve">     A. 3</w:t>
+      </w:r>
+    </w:p>
+    <w:p>
+      <w:pPr>
+        <w:spacing w:after="40" w:before="0"/>
+      </w:pPr>
+      <w:r>
+        <w:t xml:space="preserve">     B. 5</w:t>
+      </w:r>
+    </w:p>
+    <w:p>
+      <w:pPr>
+        <w:spacing w:after="40" w:before="0"/>
+      </w:pPr>
+      <w:r>
+        <w:t xml:space="preserve">     C. 15</w:t>
       </w:r>
     </w:p>
     <w:p>
@@ -516,31 +516,31 @@
         <w:spacing w:after="40" w:before="0"/>
       </w:pPr>
       <w:r>
-        <w:t xml:space="preserve">     A. 24</w:t>
-      </w:r>
-    </w:p>
-    <w:p>
-      <w:pPr>
-        <w:spacing w:after="40" w:before="0"/>
-      </w:pPr>
-      <w:r>
-        <w:t xml:space="preserve">     B. 48</w:t>
-      </w:r>
-    </w:p>
-    <w:p>
-      <w:pPr>
-        <w:spacing w:after="40" w:before="0"/>
-      </w:pPr>
-      <w:r>
-        <w:t xml:space="preserve">     C. 14</w:t>
-      </w:r>
-    </w:p>
-    <w:p>
-      <w:pPr>
-        <w:spacing w:after="40" w:before="0"/>
-      </w:pPr>
-      <w:r>
-        <w:t xml:space="preserve">     D. 6</w:t>
+        <w:t xml:space="preserve">     A. 6</w:t>
+      </w:r>
+    </w:p>
+    <w:p>
+      <w:pPr>
+        <w:spacing w:after="40" w:before="0"/>
+      </w:pPr>
+      <w:r>
+        <w:t xml:space="preserve">     B. 14</w:t>
+      </w:r>
+    </w:p>
+    <w:p>
+      <w:pPr>
+        <w:spacing w:after="40" w:before="0"/>
+      </w:pPr>
+      <w:r>
+        <w:t xml:space="preserve">     C. 24</w:t>
+      </w:r>
+    </w:p>
+    <w:p>
+      <w:pPr>
+        <w:spacing w:after="40" w:before="0"/>
+      </w:pPr>
+      <w:r>
+        <w:t xml:space="preserve">     D. 48</w:t>
       </w:r>
     </w:p>
     <w:p>
@@ -563,39 +563,39 @@
           <w:b/>
           <w:bCs/>
         </w:rPr>
-        <w:t xml:space="preserve">3. Spot Maya's Mistake — LCM of 6 and 9</w:t>
-      </w:r>
-    </w:p>
-    <w:p>
-      <w:pPr>
-        <w:spacing w:after="40" w:before="0"/>
-      </w:pPr>
-      <w:r>
-        <w:t xml:space="preserve">   Step 1 (Problem): Find the LCM of 6 and 9.</w:t>
-      </w:r>
-    </w:p>
-    <w:p>
-      <w:pPr>
-        <w:spacing w:after="40" w:before="0"/>
-      </w:pPr>
-      <w:r>
-        <w:t xml:space="preserve">   Step 2 (Multiples of 6): 6, 12, 18, 24</w:t>
-      </w:r>
-    </w:p>
-    <w:p>
-      <w:pPr>
-        <w:spacing w:after="40" w:before="0"/>
-      </w:pPr>
-      <w:r>
-        <w:t xml:space="preserve">   Step 3 (Multiples of 9): 9, 18, 27</w:t>
-      </w:r>
-    </w:p>
-    <w:p>
-      <w:pPr>
-        <w:spacing w:after="40" w:before="0"/>
-      </w:pPr>
-      <w:r>
-        <w:t xml:space="preserve">   Step 4 (Choose the answer): Maya saw that 9 is bigger than 6, so she wrote LCM = 9.</w:t>
+        <w:t xml:space="preserve">3. Spot Riley's Mistake — LCM of 4 and 6</w:t>
+      </w:r>
+    </w:p>
+    <w:p>
+      <w:pPr>
+        <w:spacing w:after="40" w:before="0"/>
+      </w:pPr>
+      <w:r>
+        <w:t xml:space="preserve">   Step 1 (Problem): Find the LCM of 4 and 6.</w:t>
+      </w:r>
+    </w:p>
+    <w:p>
+      <w:pPr>
+        <w:spacing w:after="40" w:before="0"/>
+      </w:pPr>
+      <w:r>
+        <w:t xml:space="preserve">   Step 2 (Multiples of 4): 4, 8, 12, 16</w:t>
+      </w:r>
+    </w:p>
+    <w:p>
+      <w:pPr>
+        <w:spacing w:after="40" w:before="0"/>
+      </w:pPr>
+      <w:r>
+        <w:t xml:space="preserve">   Step 3 (Multiples of 6): 6, 12, 18</w:t>
+      </w:r>
+    </w:p>
+    <w:p>
+      <w:pPr>
+        <w:spacing w:after="40" w:before="0"/>
+      </w:pPr>
+      <w:r>
+        <w:t xml:space="preserve">   Step 4 (Choose the answer): Riley added the two numbers: 4 + 6 = 10, so LCM = 10.</w:t>
       </w:r>
     </w:p>
     <w:p>
@@ -652,39 +652,39 @@
           <w:b/>
           <w:bCs/>
         </w:rPr>
-        <w:t xml:space="preserve">4. One machine runs every 4 min, another every 6 min. They just ran together. In how many minutes do they run together again?</w:t>
-      </w:r>
-    </w:p>
-    <w:p>
-      <w:pPr>
-        <w:spacing w:after="40" w:before="0"/>
-      </w:pPr>
-      <w:r>
-        <w:t xml:space="preserve">     A. 12</w:t>
-      </w:r>
-    </w:p>
-    <w:p>
-      <w:pPr>
-        <w:spacing w:after="40" w:before="0"/>
-      </w:pPr>
-      <w:r>
-        <w:t xml:space="preserve">     B. 10</w:t>
-      </w:r>
-    </w:p>
-    <w:p>
-      <w:pPr>
-        <w:spacing w:after="40" w:before="0"/>
-      </w:pPr>
-      <w:r>
-        <w:t xml:space="preserve">     C. 24</w:t>
-      </w:r>
-    </w:p>
-    <w:p>
-      <w:pPr>
-        <w:spacing w:after="40" w:before="0"/>
-      </w:pPr>
-      <w:r>
-        <w:t xml:space="preserve">     D. 6</w:t>
+        <w:t xml:space="preserve">4. Two buses leave the station at 8:00 AM. Bus A returns every 15 minutes and Bus B returns every 20 minutes. When is the next time both buses are at the station together?</w:t>
+      </w:r>
+    </w:p>
+    <w:p>
+      <w:pPr>
+        <w:spacing w:after="40" w:before="0"/>
+      </w:pPr>
+      <w:r>
+        <w:t xml:space="preserve">     A. 8:30 AM (30 minutes later)</w:t>
+      </w:r>
+    </w:p>
+    <w:p>
+      <w:pPr>
+        <w:spacing w:after="40" w:before="0"/>
+      </w:pPr>
+      <w:r>
+        <w:t xml:space="preserve">     B. 8:40 AM (40 minutes later)</w:t>
+      </w:r>
+    </w:p>
+    <w:p>
+      <w:pPr>
+        <w:spacing w:after="40" w:before="0"/>
+      </w:pPr>
+      <w:r>
+        <w:t xml:space="preserve">     C. 9:00 AM (60 minutes later)</w:t>
+      </w:r>
+    </w:p>
+    <w:p>
+      <w:pPr>
+        <w:spacing w:after="40" w:before="0"/>
+      </w:pPr>
+      <w:r>
+        <w:t xml:space="preserve">     D. 9:20 AM (80 minutes later)</w:t>
       </w:r>
     </w:p>
     <w:p>
@@ -707,102 +707,39 @@
           <w:b/>
           <w:bCs/>
         </w:rPr>
-        <w:t xml:space="preserve">5. One ship docks every 8 min, another every 12 min. They just docked together. In how many minutes do they dock together again?</w:t>
-      </w:r>
-    </w:p>
-    <w:p>
-      <w:pPr>
-        <w:spacing w:after="40" w:before="0"/>
-      </w:pPr>
-      <w:r>
-        <w:t xml:space="preserve">     A. 24</w:t>
-      </w:r>
-    </w:p>
-    <w:p>
-      <w:pPr>
-        <w:spacing w:after="40" w:before="0"/>
-      </w:pPr>
-      <w:r>
-        <w:t xml:space="preserve">     B. 20</w:t>
-      </w:r>
-    </w:p>
-    <w:p>
-      <w:pPr>
-        <w:spacing w:after="40" w:before="0"/>
-      </w:pPr>
-      <w:r>
-        <w:t xml:space="preserve">     C. 48</w:t>
-      </w:r>
-    </w:p>
-    <w:p>
-      <w:pPr>
-        <w:spacing w:after="40" w:before="0"/>
-      </w:pPr>
-      <w:r>
-        <w:t xml:space="preserve">     D. 16</w:t>
-      </w:r>
-    </w:p>
-    <w:p>
-      <w:pPr>
-        <w:spacing w:after="60" w:before="120"/>
-      </w:pPr>
-      <w:r>
-        <w:rPr>
-          <w:color w:val="BBBBBB"/>
-        </w:rPr>
-        <w:t xml:space="preserve">______________________________________________________________________</w:t>
-      </w:r>
-    </w:p>
-    <w:p>
-      <w:pPr>
-        <w:spacing w:after="80" w:before="0"/>
-      </w:pPr>
-      <w:r>
-        <w:rPr>
-          <w:b/>
-          <w:bCs/>
-        </w:rPr>
-        <w:t xml:space="preserve">6. Level 2 Extension — Crew Member's Schedule Sync Mistake</w:t>
-      </w:r>
-    </w:p>
-    <w:p>
-      <w:pPr>
-        <w:spacing w:after="40" w:before="0"/>
-      </w:pPr>
-      <w:r>
-        <w:t xml:space="preserve">   Step 1 (Problem): The water recycler cycles every 8 minutes and the heat exchanger cycles every 12 minutes. They just ran together. When do they next sync?</w:t>
-      </w:r>
-    </w:p>
-    <w:p>
-      <w:pPr>
-        <w:spacing w:after="40" w:before="0"/>
-      </w:pPr>
-      <w:r>
-        <w:t xml:space="preserve">   Step 2 (List multiples of 8): 8, 16, 24, 32</w:t>
-      </w:r>
-    </w:p>
-    <w:p>
-      <w:pPr>
-        <w:spacing w:after="40" w:before="0"/>
-      </w:pPr>
-      <w:r>
-        <w:t xml:space="preserve">   Step 3 (List multiples of 12): 12, 24, 36</w:t>
-      </w:r>
-    </w:p>
-    <w:p>
-      <w:pPr>
-        <w:spacing w:after="40" w:before="0"/>
-      </w:pPr>
-      <w:r>
-        <w:t xml:space="preserve">   Step 4 (Pick the number to use): The greatest factor that 8 and 12 share is 4.</w:t>
-      </w:r>
-    </w:p>
-    <w:p>
-      <w:pPr>
-        <w:spacing w:after="40" w:before="0"/>
-      </w:pPr>
-      <w:r>
-        <w:t xml:space="preserve">   Step 5 (Answer): They next sync in 4 minutes.</w:t>
+        <w:t xml:space="preserve">5. Spot Maya's Mistake — LCM of 6 and 9</w:t>
+      </w:r>
+    </w:p>
+    <w:p>
+      <w:pPr>
+        <w:spacing w:after="40" w:before="0"/>
+      </w:pPr>
+      <w:r>
+        <w:t xml:space="preserve">   Step 1 (Problem): Find the LCM of 6 and 9.</w:t>
+      </w:r>
+    </w:p>
+    <w:p>
+      <w:pPr>
+        <w:spacing w:after="40" w:before="0"/>
+      </w:pPr>
+      <w:r>
+        <w:t xml:space="preserve">   Step 2 (Multiples of 6): 6, 12, 18, 24</w:t>
+      </w:r>
+    </w:p>
+    <w:p>
+      <w:pPr>
+        <w:spacing w:after="40" w:before="0"/>
+      </w:pPr>
+      <w:r>
+        <w:t xml:space="preserve">   Step 3 (Multiples of 9): 9, 18, 27</w:t>
+      </w:r>
+    </w:p>
+    <w:p>
+      <w:pPr>
+        <w:spacing w:after="40" w:before="0"/>
+      </w:pPr>
+      <w:r>
+        <w:t xml:space="preserve">   Step 4 (Choose the answer): Maya saw that 9 is bigger than 6, so she wrote LCM = 9.</w:t>
       </w:r>
     </w:p>
     <w:p>
@@ -859,47 +796,157 @@
           <w:b/>
           <w:bCs/>
         </w:rPr>
-        <w:t xml:space="preserve">7. Find Jaylen's Mistake</w:t>
-      </w:r>
-    </w:p>
-    <w:p>
-      <w:pPr>
-        <w:spacing w:after="40" w:before="0"/>
-      </w:pPr>
-      <w:r>
-        <w:t xml:space="preserve">   Step 1 (Find LCM of 8 and 12): List multiples of 8 and 12</w:t>
-      </w:r>
-    </w:p>
-    <w:p>
-      <w:pPr>
-        <w:spacing w:after="40" w:before="0"/>
-      </w:pPr>
-      <w:r>
-        <w:t xml:space="preserve">   Step 2 (Multiples of 8): 8, 16, 24, 32, 40, 48</w:t>
-      </w:r>
-    </w:p>
-    <w:p>
-      <w:pPr>
-        <w:spacing w:after="40" w:before="0"/>
-      </w:pPr>
-      <w:r>
-        <w:t xml:space="preserve">   Step 3 (Multiples of 12): 12, 24, 36, 48</w:t>
-      </w:r>
-    </w:p>
-    <w:p>
-      <w:pPr>
-        <w:spacing w:after="40" w:before="0"/>
-      </w:pPr>
-      <w:r>
-        <w:t xml:space="preserve">   Step 4 (Common multiples): 24, 48</w:t>
-      </w:r>
-    </w:p>
-    <w:p>
-      <w:pPr>
-        <w:spacing w:after="40" w:before="0"/>
-      </w:pPr>
-      <w:r>
-        <w:t xml:space="preserve">   Step 5 (Choose LCM): LCM = 48</w:t>
+        <w:t xml:space="preserve">6. One machine runs every 4 min, another every 6 min. They just ran together. In how many minutes do they run together again?</w:t>
+      </w:r>
+    </w:p>
+    <w:p>
+      <w:pPr>
+        <w:spacing w:after="40" w:before="0"/>
+      </w:pPr>
+      <w:r>
+        <w:t xml:space="preserve">     A. 6</w:t>
+      </w:r>
+    </w:p>
+    <w:p>
+      <w:pPr>
+        <w:spacing w:after="40" w:before="0"/>
+      </w:pPr>
+      <w:r>
+        <w:t xml:space="preserve">     B. 10</w:t>
+      </w:r>
+    </w:p>
+    <w:p>
+      <w:pPr>
+        <w:spacing w:after="40" w:before="0"/>
+      </w:pPr>
+      <w:r>
+        <w:t xml:space="preserve">     C. 12</w:t>
+      </w:r>
+    </w:p>
+    <w:p>
+      <w:pPr>
+        <w:spacing w:after="40" w:before="0"/>
+      </w:pPr>
+      <w:r>
+        <w:t xml:space="preserve">     D. 24</w:t>
+      </w:r>
+    </w:p>
+    <w:p>
+      <w:pPr>
+        <w:spacing w:after="60" w:before="120"/>
+      </w:pPr>
+      <w:r>
+        <w:rPr>
+          <w:color w:val="BBBBBB"/>
+        </w:rPr>
+        <w:t xml:space="preserve">______________________________________________________________________</w:t>
+      </w:r>
+    </w:p>
+    <w:p>
+      <w:pPr>
+        <w:spacing w:after="80" w:before="0"/>
+      </w:pPr>
+      <w:r>
+        <w:rPr>
+          <w:b/>
+          <w:bCs/>
+        </w:rPr>
+        <w:t xml:space="preserve">7. One ship docks every 8 min, another every 12 min. They just docked together. In how many minutes do they dock together again?</w:t>
+      </w:r>
+    </w:p>
+    <w:p>
+      <w:pPr>
+        <w:spacing w:after="40" w:before="0"/>
+      </w:pPr>
+      <w:r>
+        <w:t xml:space="preserve">     A. 16</w:t>
+      </w:r>
+    </w:p>
+    <w:p>
+      <w:pPr>
+        <w:spacing w:after="40" w:before="0"/>
+      </w:pPr>
+      <w:r>
+        <w:t xml:space="preserve">     B. 20</w:t>
+      </w:r>
+    </w:p>
+    <w:p>
+      <w:pPr>
+        <w:spacing w:after="40" w:before="0"/>
+      </w:pPr>
+      <w:r>
+        <w:t xml:space="preserve">     C. 24</w:t>
+      </w:r>
+    </w:p>
+    <w:p>
+      <w:pPr>
+        <w:spacing w:after="40" w:before="0"/>
+      </w:pPr>
+      <w:r>
+        <w:t xml:space="preserve">     D. 48</w:t>
+      </w:r>
+    </w:p>
+    <w:p>
+      <w:pPr>
+        <w:spacing w:after="60" w:before="120"/>
+      </w:pPr>
+      <w:r>
+        <w:rPr>
+          <w:color w:val="BBBBBB"/>
+        </w:rPr>
+        <w:t xml:space="preserve">______________________________________________________________________</w:t>
+      </w:r>
+    </w:p>
+    <w:p>
+      <w:pPr>
+        <w:spacing w:after="80" w:before="0"/>
+      </w:pPr>
+      <w:r>
+        <w:rPr>
+          <w:b/>
+          <w:bCs/>
+        </w:rPr>
+        <w:t xml:space="preserve">8. Level 2 Extension — Crew Member's Schedule Sync Mistake</w:t>
+      </w:r>
+    </w:p>
+    <w:p>
+      <w:pPr>
+        <w:spacing w:after="40" w:before="0"/>
+      </w:pPr>
+      <w:r>
+        <w:t xml:space="preserve">   Step 1 (Problem): The water recycler cycles every 8 minutes and the heat exchanger cycles every 12 minutes. They just ran together. When do they next sync?</w:t>
+      </w:r>
+    </w:p>
+    <w:p>
+      <w:pPr>
+        <w:spacing w:after="40" w:before="0"/>
+      </w:pPr>
+      <w:r>
+        <w:t xml:space="preserve">   Step 2 (List multiples of 8): 8, 16, 24, 32</w:t>
+      </w:r>
+    </w:p>
+    <w:p>
+      <w:pPr>
+        <w:spacing w:after="40" w:before="0"/>
+      </w:pPr>
+      <w:r>
+        <w:t xml:space="preserve">   Step 3 (List multiples of 12): 12, 24, 36</w:t>
+      </w:r>
+    </w:p>
+    <w:p>
+      <w:pPr>
+        <w:spacing w:after="40" w:before="0"/>
+      </w:pPr>
+      <w:r>
+        <w:t xml:space="preserve">   Step 4 (Pick the number to use): The greatest factor that 8 and 12 share is 4.</w:t>
+      </w:r>
+    </w:p>
+    <w:p>
+      <w:pPr>
+        <w:spacing w:after="40" w:before="0"/>
+      </w:pPr>
+      <w:r>
+        <w:t xml:space="preserve">   Step 5 (Answer): They next sync in 4 minutes.</w:t>
       </w:r>
     </w:p>
     <w:p>
@@ -956,7 +1003,23 @@
           <w:b/>
           <w:bCs/>
         </w:rPr>
-        <w:t xml:space="preserve">8. You are making party favors. Glow sticks come in packs of 10 and bracelets come in packs of 4. What is the fewest of each you can buy so every favor has exactly one glow stick and one bracelet with none left over? Explain how the LCM solves this problem.</w:t>
+        <w:t xml:space="preserve">9. Fix our table's thinking</w:t>
+      </w:r>
+    </w:p>
+    <w:p>
+      <w:pPr>
+        <w:spacing w:after="40" w:before="0"/>
+      </w:pPr>
+      <w:r>
+        <w:t xml:space="preserve">   Step 1 (The problem): What is the LCM of 6 and 8?</w:t>
+      </w:r>
+    </w:p>
+    <w:p>
+      <w:pPr>
+        <w:spacing w:after="40" w:before="0"/>
+      </w:pPr>
+      <w:r>
+        <w:t xml:space="preserve">   Step 2 (A classmate at our table answered): 48</w:t>
       </w:r>
     </w:p>
     <w:p>
@@ -968,18 +1031,7 @@
           <w:i/>
           <w:iCs/>
         </w:rPr>
-        <w:t xml:space="preserve">Sentence starter: The LCM of 10 and 4 is ___. I need to buy ___ packs of glow sticks and ___ packs of bracelets to get ___ of each. This works because ___.</w:t>
-      </w:r>
-    </w:p>
-    <w:p>
-      <w:pPr>
-        <w:spacing w:after="60" w:before="120"/>
-      </w:pPr>
-      <w:r>
-        <w:rPr>
-          <w:color w:val="BBBBBB"/>
-        </w:rPr>
-        <w:t xml:space="preserve">______________________________________________________________________</w:t>
+        <w:t xml:space="preserve">Which step has the mistake? Explain and fix it:</w:t>
       </w:r>
     </w:p>
     <w:p>
@@ -1042,7 +1094,7 @@
           <w:b/>
           <w:bCs/>
         </w:rPr>
-        <w:t xml:space="preserve">1. A. 15</w:t>
+        <w:t xml:space="preserve">1. C. 15</w:t>
       </w:r>
     </w:p>
     <w:p>
@@ -1074,7 +1126,7 @@
           <w:b/>
           <w:bCs/>
         </w:rPr>
-        <w:t xml:space="preserve">2. A. 24</w:t>
+        <w:t xml:space="preserve">2. C. 24</w:t>
       </w:r>
     </w:p>
     <w:p>
@@ -1106,7 +1158,7 @@
           <w:b/>
           <w:bCs/>
         </w:rPr>
-        <w:t xml:space="preserve">3. Spot Maya's Mistake — LCM of 6 and 9</w:t>
+        <w:t xml:space="preserve">3. Spot Riley's Mistake — LCM of 4 and 6</w:t>
       </w:r>
     </w:p>
     <w:p>
@@ -1122,7 +1174,7 @@
         <w:spacing w:after="20" w:before="0"/>
       </w:pPr>
       <w:r>
-        <w:t xml:space="preserve">     Correct work: The LCM is not just the larger number. Check: 9 is in the multiples of 9, but it is NOT in the multiples of 6 (6, 12, 18...). The first number in BOTH lists is 18, so the LCM of 6 and 9 is 18.</w:t>
+        <w:t xml:space="preserve">     Correct work: You do NOT add the numbers. The LCM is the first number that appears in BOTH multiple lists. 12 is in the multiples of 4 (4, 8, 12) and in the multiples of 6 (6, 12), so the LCM of 4 and 6 is 12.</w:t>
       </w:r>
     </w:p>
     <w:p>
@@ -1130,19 +1182,19 @@
         <w:spacing w:after="80" w:before="0"/>
       </w:pPr>
       <w:r>
-        <w:t xml:space="preserve">     Watch for: In the last step Maya chose 9 just because it is the larger number, but 9 never appears in the multiples of 6 (6, 12, 18, 24). The LCM has to be in both lists, and the first number in both is 18, so the LCM of 6 and 9 is 18.</w:t>
-      </w:r>
-    </w:p>
-    <w:p>
-      <w:pPr>
-        <w:spacing w:after="40" w:before="0"/>
-      </w:pPr>
-      <w:r>
-        <w:rPr>
-          <w:b/>
-          <w:bCs/>
-        </w:rPr>
-        <w:t xml:space="preserve">4. A. 12</w:t>
+        <w:t xml:space="preserve">     Watch for: In the last step Riley added 4 + 6 = 10, but adding does not produce a common multiple — 10 is not even in either list. The LCM is the first number that appears in BOTH lists, and 12 shows up in 4, 8, 12 and in 6, 12, so the LCM of 4 and 6 is 12.</w:t>
+      </w:r>
+    </w:p>
+    <w:p>
+      <w:pPr>
+        <w:spacing w:after="40" w:before="0"/>
+      </w:pPr>
+      <w:r>
+        <w:rPr>
+          <w:b/>
+          <w:bCs/>
+        </w:rPr>
+        <w:t xml:space="preserve">4. C. 9:00 AM (60 minutes later)</w:t>
       </w:r>
     </w:p>
     <w:p>
@@ -1150,7 +1202,7 @@
         <w:spacing w:after="20" w:before="0"/>
       </w:pPr>
       <w:r>
-        <w:t xml:space="preserve">     Skip count: multiples of 4 are 4, 8, 12; multiples of 6 are 6, 12. The first shared multiple is LCM(4, 6) = 12 minutes.</w:t>
+        <w:t xml:space="preserve">     LCM(15, 20) = 60 minutes. Both buses return together 60 minutes after 8:00 AM, at 9:00 AM.</w:t>
       </w:r>
     </w:p>
     <w:p>
@@ -1174,7 +1226,7 @@
           <w:b/>
           <w:bCs/>
         </w:rPr>
-        <w:t xml:space="preserve">5. A. 24</w:t>
+        <w:t xml:space="preserve">5. Spot Maya's Mistake — LCM of 6 and 9</w:t>
       </w:r>
     </w:p>
     <w:p>
@@ -1182,7 +1234,43 @@
         <w:spacing w:after="20" w:before="0"/>
       </w:pPr>
       <w:r>
-        <w:t xml:space="preserve">     LCM(8, 12) = 24. Multiples of 8: 8, 16, 24; multiples of 12: 12, 24. The first shared multiple is 24 minutes.</w:t>
+        <w:t xml:space="preserve">     The mistake is in Step 4.</w:t>
+      </w:r>
+    </w:p>
+    <w:p>
+      <w:pPr>
+        <w:spacing w:after="20" w:before="0"/>
+      </w:pPr>
+      <w:r>
+        <w:t xml:space="preserve">     Correct work: The LCM is not just the larger number. Check: 9 is in the multiples of 9, but it is NOT in the multiples of 6 (6, 12, 18...). The first number in BOTH lists is 18, so the LCM of 6 and 9 is 18.</w:t>
+      </w:r>
+    </w:p>
+    <w:p>
+      <w:pPr>
+        <w:spacing w:after="80" w:before="0"/>
+      </w:pPr>
+      <w:r>
+        <w:t xml:space="preserve">     Watch for: In the last step Maya chose 9 just because it is the larger number, but 9 never appears in the multiples of 6 (6, 12, 18, 24). The LCM has to be in both lists, and the first number in both is 18, so the LCM of 6 and 9 is 18.</w:t>
+      </w:r>
+    </w:p>
+    <w:p>
+      <w:pPr>
+        <w:spacing w:after="40" w:before="0"/>
+      </w:pPr>
+      <w:r>
+        <w:rPr>
+          <w:b/>
+          <w:bCs/>
+        </w:rPr>
+        <w:t xml:space="preserve">6. C. 12</w:t>
+      </w:r>
+    </w:p>
+    <w:p>
+      <w:pPr>
+        <w:spacing w:after="20" w:before="0"/>
+      </w:pPr>
+      <w:r>
+        <w:t xml:space="preserve">     Skip count: multiples of 4 are 4, 8, 12; multiples of 6 are 6, 12. The first shared multiple is LCM(4, 6) = 12 minutes.</w:t>
       </w:r>
     </w:p>
     <w:p>
@@ -1206,7 +1294,7 @@
           <w:b/>
           <w:bCs/>
         </w:rPr>
-        <w:t xml:space="preserve">6. Level 2 Extension — Crew Member's Schedule Sync Mistake</w:t>
+        <w:t xml:space="preserve">7. C. 24</w:t>
       </w:r>
     </w:p>
     <w:p>
@@ -1214,6 +1302,38 @@
         <w:spacing w:after="20" w:before="0"/>
       </w:pPr>
       <w:r>
+        <w:t xml:space="preserve">     LCM(8, 12) = 24. Multiples of 8: 8, 16, 24; multiples of 12: 12, 24. The first shared multiple is 24 minutes.</w:t>
+      </w:r>
+    </w:p>
+    <w:p>
+      <w:pPr>
+        <w:spacing w:after="80" w:before="0"/>
+      </w:pPr>
+      <w:r>
+        <w:rPr>
+          <w:i/>
+          <w:iCs/>
+        </w:rPr>
+        <w:t xml:space="preserve">     Watch for: A common mistake in Least Common Multiple is multiplying the two numbers together instead of listing multiples to find the smallest shared one. For example, for 4 and 6, a student calculates 4 × 6 = 24 and calls that the LCM, but the actual least common multiple is 12 (multiples of 4: 4, 8, 12; multiples of 6: 6, 12 — 12 is the first number that appears in both lists). This shortcut only works when the two numbers share no common factors (like 4 and 9, where the LCM really is 36 = 4 × 9); for numbers like 4 and 6 that share a factor of 2, multiplying overshoots the true LCM. Always list multiples of both numbers and pick the first one that appears in both lists.</w:t>
+      </w:r>
+    </w:p>
+    <w:p>
+      <w:pPr>
+        <w:spacing w:after="40" w:before="0"/>
+      </w:pPr>
+      <w:r>
+        <w:rPr>
+          <w:b/>
+          <w:bCs/>
+        </w:rPr>
+        <w:t xml:space="preserve">8. Level 2 Extension — Crew Member's Schedule Sync Mistake</w:t>
+      </w:r>
+    </w:p>
+    <w:p>
+      <w:pPr>
+        <w:spacing w:after="20" w:before="0"/>
+      </w:pPr>
+      <w:r>
         <w:t xml:space="preserve">     The mistake is in Step 4.</w:t>
       </w:r>
     </w:p>
@@ -1242,7 +1362,7 @@
           <w:b/>
           <w:bCs/>
         </w:rPr>
-        <w:t xml:space="preserve">7. Find Jaylen's Mistake</w:t>
+        <w:t xml:space="preserve">9. Fix our table's thinking</w:t>
       </w:r>
     </w:p>
     <w:p>
@@ -1250,7 +1370,7 @@
         <w:spacing w:after="20" w:before="0"/>
       </w:pPr>
       <w:r>
-        <w:t xml:space="preserve">     The mistake is in Step 5.</w:t>
+        <w:t xml:space="preserve">     The mistake is in Step 2.</w:t>
       </w:r>
     </w:p>
     <w:p>
@@ -1258,35 +1378,7 @@
         <w:spacing w:after="20" w:before="0"/>
       </w:pPr>
       <w:r>
-        <w:t xml:space="preserve">     Correct work: LCM = 24 (the least common multiple is the SMALLEST shared multiple, not just any common multiple)</w:t>
-      </w:r>
-    </w:p>
-    <w:p>
-      <w:pPr>
-        <w:spacing w:after="80" w:before="0"/>
-      </w:pPr>
-      <w:r>
-        <w:t xml:space="preserve">     Watch for: Jaylen listed the common multiples 24 and 48 correctly, but in the final step he chose 48 instead of the smaller one. LEAST common multiple means the smallest shared multiple, so the answer is 24.</w:t>
-      </w:r>
-    </w:p>
-    <w:p>
-      <w:pPr>
-        <w:spacing w:after="40" w:before="0"/>
-      </w:pPr>
-      <w:r>
-        <w:rPr>
-          <w:b/>
-          <w:bCs/>
-        </w:rPr>
-        <w:t xml:space="preserve">8. Open response — answers will vary.</w:t>
-      </w:r>
-    </w:p>
-    <w:p>
-      <w:pPr>
-        <w:spacing w:after="80" w:before="0"/>
-      </w:pPr>
-      <w:r>
-        <w:t xml:space="preserve">     Look for key words: LCM, least, common, multiple, 20, packs, equal, none left over.</w:t>
+        <w:t xml:space="preserve">     Correct work: The correct answer is 24. Multiples of 6: 6, 12, 18, 24, ... Multiples of 8: 8, 16, 24, ... The smallest common multiple is 24.</w:t>
       </w:r>
     </w:p>
     <w:sectPr>
@@ -1475,7 +1567,14 @@
 <file path=word/styles.xml><?xml version="1.0" encoding="utf-8"?>
 <w:styles xmlns:mc="http://schemas.openxmlformats.org/markup-compatibility/2006" xmlns:r="http://schemas.openxmlformats.org/officeDocument/2006/relationships" xmlns:w="http://schemas.openxmlformats.org/wordprocessingml/2006/main" xmlns:w14="http://schemas.microsoft.com/office/word/2010/wordml" xmlns:w15="http://schemas.microsoft.com/office/word/2012/wordml" mc:Ignorable="w14 w15">
   <w:docDefaults>
-    <w:rPrDefault/>
+    <w:rPrDefault>
+      <w:rPr>
+        <w:rFonts w:ascii="Arial" w:cs="Arial" w:eastAsia="Arial" w:hAnsi="Arial"/>
+        <w:sz w:val="22"/>
+        <w:szCs w:val="22"/>
+        <w:lang w:val="en-US"/>
+      </w:rPr>
+    </w:rPrDefault>
     <w:pPrDefault/>
   </w:docDefaults>
   <w:style w:type="paragraph" w:styleId="Title">
@@ -1493,10 +1592,16 @@
     <w:basedOn w:val="Normal"/>
     <w:next w:val="Normal"/>
     <w:qFormat/>
+    <w:pPr>
+      <w:keepNext/>
+    </w:pPr>
     <w:rPr>
-      <w:color w:val="2E74B5"/>
-      <w:sz w:val="32"/>
-      <w:szCs w:val="32"/>
+      <w:rFonts w:ascii="Arial" w:cs="Arial" w:eastAsia="Arial" w:hAnsi="Arial"/>
+      <w:b/>
+      <w:bCs/>
+      <w:color w:val="183E56"/>
+      <w:sz w:val="34"/>
+      <w:szCs w:val="34"/>
     </w:rPr>
   </w:style>
   <w:style w:type="paragraph" w:styleId="Heading2">
@@ -1504,8 +1609,14 @@
     <w:basedOn w:val="Normal"/>
     <w:next w:val="Normal"/>
     <w:qFormat/>
+    <w:pPr>
+      <w:keepNext/>
+    </w:pPr>
     <w:rPr>
-      <w:color w:val="2E74B5"/>
+      <w:rFonts w:ascii="Arial" w:cs="Arial" w:eastAsia="Arial" w:hAnsi="Arial"/>
+      <w:b/>
+      <w:bCs/>
+      <w:color w:val="176B70"/>
       <w:sz w:val="26"/>
       <w:szCs w:val="26"/>
     </w:rPr>

--- a/lessons/6-12-group1/homework.docx
+++ b/lessons/6-12-group1/homework.docx
@@ -1067,320 +1067,6 @@
         <w:t xml:space="preserve">______________________________________________________________________</w:t>
       </w:r>
     </w:p>
-    <w:p>
-      <w:r>
-        <w:br w:type="page"/>
-      </w:r>
-    </w:p>
-    <w:p>
-      <w:pPr>
-        <w:pStyle w:val="Heading1"/>
-        <w:spacing w:after="120"/>
-      </w:pPr>
-      <w:r>
-        <w:rPr>
-          <w:b/>
-          <w:bCs/>
-        </w:rPr>
-        <w:t xml:space="preserve">Answer Key (Teacher)</w:t>
-      </w:r>
-    </w:p>
-    <w:p>
-      <w:pPr>
-        <w:spacing w:after="40" w:before="0"/>
-      </w:pPr>
-      <w:r>
-        <w:rPr>
-          <w:b/>
-          <w:bCs/>
-        </w:rPr>
-        <w:t xml:space="preserve">1. C. 15</w:t>
-      </w:r>
-    </w:p>
-    <w:p>
-      <w:pPr>
-        <w:spacing w:after="20" w:before="0"/>
-      </w:pPr>
-      <w:r>
-        <w:t xml:space="preserve">     Multiples of 3: 3, 6, 9, 12, 15, ... Multiples of 5: 5, 10, 15, ... The smallest common multiple is 15.</w:t>
-      </w:r>
-    </w:p>
-    <w:p>
-      <w:pPr>
-        <w:spacing w:after="80" w:before="0"/>
-      </w:pPr>
-      <w:r>
-        <w:rPr>
-          <w:i/>
-          <w:iCs/>
-        </w:rPr>
-        <w:t xml:space="preserve">     Watch for: A common mistake in Least Common Multiple is multiplying the two numbers together instead of listing multiples to find the smallest shared one. For example, for 4 and 6, a student calculates 4 × 6 = 24 and calls that the LCM, but the actual least common multiple is 12 (multiples of 4: 4, 8, 12; multiples of 6: 6, 12 — 12 is the first number that appears in both lists). This shortcut only works when the two numbers share no common factors (like 4 and 9, where the LCM really is 36 = 4 × 9); for numbers like 4 and 6 that share a factor of 2, multiplying overshoots the true LCM. Always list multiples of both numbers and pick the first one that appears in both lists.</w:t>
-      </w:r>
-    </w:p>
-    <w:p>
-      <w:pPr>
-        <w:spacing w:after="40" w:before="0"/>
-      </w:pPr>
-      <w:r>
-        <w:rPr>
-          <w:b/>
-          <w:bCs/>
-        </w:rPr>
-        <w:t xml:space="preserve">2. C. 24</w:t>
-      </w:r>
-    </w:p>
-    <w:p>
-      <w:pPr>
-        <w:spacing w:after="20" w:before="0"/>
-      </w:pPr>
-      <w:r>
-        <w:t xml:space="preserve">     Multiples of 6: 6, 12, 18, 24, ... Multiples of 8: 8, 16, 24, ... The smallest common multiple is 24.</w:t>
-      </w:r>
-    </w:p>
-    <w:p>
-      <w:pPr>
-        <w:spacing w:after="80" w:before="0"/>
-      </w:pPr>
-      <w:r>
-        <w:rPr>
-          <w:i/>
-          <w:iCs/>
-        </w:rPr>
-        <w:t xml:space="preserve">     Watch for: A common mistake in Least Common Multiple is multiplying the two numbers together instead of listing multiples to find the smallest shared one. For example, for 4 and 6, a student calculates 4 × 6 = 24 and calls that the LCM, but the actual least common multiple is 12 (multiples of 4: 4, 8, 12; multiples of 6: 6, 12 — 12 is the first number that appears in both lists). This shortcut only works when the two numbers share no common factors (like 4 and 9, where the LCM really is 36 = 4 × 9); for numbers like 4 and 6 that share a factor of 2, multiplying overshoots the true LCM. Always list multiples of both numbers and pick the first one that appears in both lists.</w:t>
-      </w:r>
-    </w:p>
-    <w:p>
-      <w:pPr>
-        <w:spacing w:after="40" w:before="0"/>
-      </w:pPr>
-      <w:r>
-        <w:rPr>
-          <w:b/>
-          <w:bCs/>
-        </w:rPr>
-        <w:t xml:space="preserve">3. Spot Riley's Mistake — LCM of 4 and 6</w:t>
-      </w:r>
-    </w:p>
-    <w:p>
-      <w:pPr>
-        <w:spacing w:after="20" w:before="0"/>
-      </w:pPr>
-      <w:r>
-        <w:t xml:space="preserve">     The mistake is in Step 4.</w:t>
-      </w:r>
-    </w:p>
-    <w:p>
-      <w:pPr>
-        <w:spacing w:after="20" w:before="0"/>
-      </w:pPr>
-      <w:r>
-        <w:t xml:space="preserve">     Correct work: You do NOT add the numbers. The LCM is the first number that appears in BOTH multiple lists. 12 is in the multiples of 4 (4, 8, 12) and in the multiples of 6 (6, 12), so the LCM of 4 and 6 is 12.</w:t>
-      </w:r>
-    </w:p>
-    <w:p>
-      <w:pPr>
-        <w:spacing w:after="80" w:before="0"/>
-      </w:pPr>
-      <w:r>
-        <w:t xml:space="preserve">     Watch for: In the last step Riley added 4 + 6 = 10, but adding does not produce a common multiple — 10 is not even in either list. The LCM is the first number that appears in BOTH lists, and 12 shows up in 4, 8, 12 and in 6, 12, so the LCM of 4 and 6 is 12.</w:t>
-      </w:r>
-    </w:p>
-    <w:p>
-      <w:pPr>
-        <w:spacing w:after="40" w:before="0"/>
-      </w:pPr>
-      <w:r>
-        <w:rPr>
-          <w:b/>
-          <w:bCs/>
-        </w:rPr>
-        <w:t xml:space="preserve">4. C. 9:00 AM (60 minutes later)</w:t>
-      </w:r>
-    </w:p>
-    <w:p>
-      <w:pPr>
-        <w:spacing w:after="20" w:before="0"/>
-      </w:pPr>
-      <w:r>
-        <w:t xml:space="preserve">     LCM(15, 20) = 60 minutes. Both buses return together 60 minutes after 8:00 AM, at 9:00 AM.</w:t>
-      </w:r>
-    </w:p>
-    <w:p>
-      <w:pPr>
-        <w:spacing w:after="80" w:before="0"/>
-      </w:pPr>
-      <w:r>
-        <w:rPr>
-          <w:i/>
-          <w:iCs/>
-        </w:rPr>
-        <w:t xml:space="preserve">     Watch for: A common mistake in Least Common Multiple is multiplying the two numbers together instead of listing multiples to find the smallest shared one. For example, for 4 and 6, a student calculates 4 × 6 = 24 and calls that the LCM, but the actual least common multiple is 12 (multiples of 4: 4, 8, 12; multiples of 6: 6, 12 — 12 is the first number that appears in both lists). This shortcut only works when the two numbers share no common factors (like 4 and 9, where the LCM really is 36 = 4 × 9); for numbers like 4 and 6 that share a factor of 2, multiplying overshoots the true LCM. Always list multiples of both numbers and pick the first one that appears in both lists.</w:t>
-      </w:r>
-    </w:p>
-    <w:p>
-      <w:pPr>
-        <w:spacing w:after="40" w:before="0"/>
-      </w:pPr>
-      <w:r>
-        <w:rPr>
-          <w:b/>
-          <w:bCs/>
-        </w:rPr>
-        <w:t xml:space="preserve">5. Spot Maya's Mistake — LCM of 6 and 9</w:t>
-      </w:r>
-    </w:p>
-    <w:p>
-      <w:pPr>
-        <w:spacing w:after="20" w:before="0"/>
-      </w:pPr>
-      <w:r>
-        <w:t xml:space="preserve">     The mistake is in Step 4.</w:t>
-      </w:r>
-    </w:p>
-    <w:p>
-      <w:pPr>
-        <w:spacing w:after="20" w:before="0"/>
-      </w:pPr>
-      <w:r>
-        <w:t xml:space="preserve">     Correct work: The LCM is not just the larger number. Check: 9 is in the multiples of 9, but it is NOT in the multiples of 6 (6, 12, 18...). The first number in BOTH lists is 18, so the LCM of 6 and 9 is 18.</w:t>
-      </w:r>
-    </w:p>
-    <w:p>
-      <w:pPr>
-        <w:spacing w:after="80" w:before="0"/>
-      </w:pPr>
-      <w:r>
-        <w:t xml:space="preserve">     Watch for: In the last step Maya chose 9 just because it is the larger number, but 9 never appears in the multiples of 6 (6, 12, 18, 24). The LCM has to be in both lists, and the first number in both is 18, so the LCM of 6 and 9 is 18.</w:t>
-      </w:r>
-    </w:p>
-    <w:p>
-      <w:pPr>
-        <w:spacing w:after="40" w:before="0"/>
-      </w:pPr>
-      <w:r>
-        <w:rPr>
-          <w:b/>
-          <w:bCs/>
-        </w:rPr>
-        <w:t xml:space="preserve">6. C. 12</w:t>
-      </w:r>
-    </w:p>
-    <w:p>
-      <w:pPr>
-        <w:spacing w:after="20" w:before="0"/>
-      </w:pPr>
-      <w:r>
-        <w:t xml:space="preserve">     Skip count: multiples of 4 are 4, 8, 12; multiples of 6 are 6, 12. The first shared multiple is LCM(4, 6) = 12 minutes.</w:t>
-      </w:r>
-    </w:p>
-    <w:p>
-      <w:pPr>
-        <w:spacing w:after="80" w:before="0"/>
-      </w:pPr>
-      <w:r>
-        <w:rPr>
-          <w:i/>
-          <w:iCs/>
-        </w:rPr>
-        <w:t xml:space="preserve">     Watch for: A common mistake in Least Common Multiple is multiplying the two numbers together instead of listing multiples to find the smallest shared one. For example, for 4 and 6, a student calculates 4 × 6 = 24 and calls that the LCM, but the actual least common multiple is 12 (multiples of 4: 4, 8, 12; multiples of 6: 6, 12 — 12 is the first number that appears in both lists). This shortcut only works when the two numbers share no common factors (like 4 and 9, where the LCM really is 36 = 4 × 9); for numbers like 4 and 6 that share a factor of 2, multiplying overshoots the true LCM. Always list multiples of both numbers and pick the first one that appears in both lists.</w:t>
-      </w:r>
-    </w:p>
-    <w:p>
-      <w:pPr>
-        <w:spacing w:after="40" w:before="0"/>
-      </w:pPr>
-      <w:r>
-        <w:rPr>
-          <w:b/>
-          <w:bCs/>
-        </w:rPr>
-        <w:t xml:space="preserve">7. C. 24</w:t>
-      </w:r>
-    </w:p>
-    <w:p>
-      <w:pPr>
-        <w:spacing w:after="20" w:before="0"/>
-      </w:pPr>
-      <w:r>
-        <w:t xml:space="preserve">     LCM(8, 12) = 24. Multiples of 8: 8, 16, 24; multiples of 12: 12, 24. The first shared multiple is 24 minutes.</w:t>
-      </w:r>
-    </w:p>
-    <w:p>
-      <w:pPr>
-        <w:spacing w:after="80" w:before="0"/>
-      </w:pPr>
-      <w:r>
-        <w:rPr>
-          <w:i/>
-          <w:iCs/>
-        </w:rPr>
-        <w:t xml:space="preserve">     Watch for: A common mistake in Least Common Multiple is multiplying the two numbers together instead of listing multiples to find the smallest shared one. For example, for 4 and 6, a student calculates 4 × 6 = 24 and calls that the LCM, but the actual least common multiple is 12 (multiples of 4: 4, 8, 12; multiples of 6: 6, 12 — 12 is the first number that appears in both lists). This shortcut only works when the two numbers share no common factors (like 4 and 9, where the LCM really is 36 = 4 × 9); for numbers like 4 and 6 that share a factor of 2, multiplying overshoots the true LCM. Always list multiples of both numbers and pick the first one that appears in both lists.</w:t>
-      </w:r>
-    </w:p>
-    <w:p>
-      <w:pPr>
-        <w:spacing w:after="40" w:before="0"/>
-      </w:pPr>
-      <w:r>
-        <w:rPr>
-          <w:b/>
-          <w:bCs/>
-        </w:rPr>
-        <w:t xml:space="preserve">8. Level 2 Extension — Crew Member's Schedule Sync Mistake</w:t>
-      </w:r>
-    </w:p>
-    <w:p>
-      <w:pPr>
-        <w:spacing w:after="20" w:before="0"/>
-      </w:pPr>
-      <w:r>
-        <w:t xml:space="preserve">     The mistake is in Step 4.</w:t>
-      </w:r>
-    </w:p>
-    <w:p>
-      <w:pPr>
-        <w:spacing w:after="20" w:before="0"/>
-      </w:pPr>
-      <w:r>
-        <w:t xml:space="preserve">     Correct work: Step 4 should find the LEAST COMMON MULTIPLE, not the greatest common FACTOR. 'When do repeating events line up?' calls for the LCM. The first multiple in both lists is 24, so they next sync in 24 minutes.</w:t>
-      </w:r>
-    </w:p>
-    <w:p>
-      <w:pPr>
-        <w:spacing w:after="80" w:before="0"/>
-      </w:pPr>
-      <w:r>
-        <w:t xml:space="preserve">     Watch for: Step 4 switched to the greatest common FACTOR (4) instead of the least common MULTIPLE. A question about when two repeating cycles line up again calls for the LCM, and the first number in both lists — 8, 16, 24, 32 and 12, 24, 36 — is 24, so the two systems next sync in 24 minutes.</w:t>
-      </w:r>
-    </w:p>
-    <w:p>
-      <w:pPr>
-        <w:spacing w:after="40" w:before="0"/>
-      </w:pPr>
-      <w:r>
-        <w:rPr>
-          <w:b/>
-          <w:bCs/>
-        </w:rPr>
-        <w:t xml:space="preserve">9. Fix our table's thinking</w:t>
-      </w:r>
-    </w:p>
-    <w:p>
-      <w:pPr>
-        <w:spacing w:after="20" w:before="0"/>
-      </w:pPr>
-      <w:r>
-        <w:t xml:space="preserve">     The mistake is in Step 2.</w:t>
-      </w:r>
-    </w:p>
-    <w:p>
-      <w:pPr>
-        <w:spacing w:after="20" w:before="0"/>
-      </w:pPr>
-      <w:r>
-        <w:t xml:space="preserve">     Correct work: The correct answer is 24. Multiples of 6: 6, 12, 18, 24, ... Multiples of 8: 8, 16, 24, ... The smallest common multiple is 24.</w:t>
-      </w:r>
-    </w:p>
     <w:sectPr>
       <w:pgSz w:w="11906" w:h="16838" w:orient="portrait"/>
       <w:pgMar w:top="720" w:right="900" w:bottom="720" w:left="900" w:header="708" w:footer="708" w:gutter="0"/>
